--- a/benchmark/outputs/gold/image_heavy_002_B.docx
+++ b/benchmark/outputs/gold/image_heavy_002_B.docx
@@ -22,7 +22,7 @@
       </w:pPr>
       <w:r>
         <w:rPr>
-          <w:rFonts w:ascii="Helvetica" w:hAnsi="Helvetica" w:eastAsia="Helvetica"/>
+          <w:rFonts w:ascii="Arial" w:hAnsi="Arial" w:eastAsia="Helvetica"/>
           <w:b/>
           <w:i w:val="0"/>
           <w:color w:val="000000"/>
@@ -68,7 +68,7 @@
             </w:pPr>
             <w:r>
               <w:rPr>
-                <w:rFonts w:ascii="Helvetica" w:hAnsi="Helvetica" w:eastAsia="Helvetica"/>
+                <w:rFonts w:ascii="Arial" w:hAnsi="Arial" w:eastAsia="Helvetica"/>
                 <w:b/>
                 <w:i w:val="0"/>
                 <w:color w:val="000000"/>
@@ -103,7 +103,7 @@
             </w:pPr>
             <w:r>
               <w:rPr>
-                <w:rFonts w:ascii="Helvetica" w:hAnsi="Helvetica" w:eastAsia="Helvetica"/>
+                <w:rFonts w:ascii="Arial" w:hAnsi="Arial" w:eastAsia="Helvetica"/>
                 <w:b w:val="0"/>
                 <w:i w:val="0"/>
                 <w:color w:val="66666B"/>
@@ -138,7 +138,7 @@
             </w:pPr>
             <w:r>
               <w:rPr>
-                <w:rFonts w:ascii="Helvetica" w:hAnsi="Helvetica" w:eastAsia="Helvetica"/>
+                <w:rFonts w:ascii="Arial" w:hAnsi="Arial" w:eastAsia="Helvetica"/>
                 <w:b/>
                 <w:i w:val="0"/>
                 <w:color w:val="000000"/>
@@ -316,7 +316,7 @@
             </w:pPr>
             <w:r>
               <w:rPr>
-                <w:rFonts w:ascii="Helvetica" w:hAnsi="Helvetica" w:eastAsia="Helvetica"/>
+                <w:rFonts w:ascii="Arial" w:hAnsi="Arial" w:eastAsia="Helvetica"/>
                 <w:b w:val="0"/>
                 <w:i w:val="0"/>
                 <w:color w:val="66666B"/>
@@ -326,7 +326,7 @@
             </w:r>
             <w:r>
               <w:rPr>
-                <w:rFonts w:ascii="Helvetica" w:hAnsi="Helvetica" w:eastAsia="Helvetica"/>
+                <w:rFonts w:ascii="Arial" w:hAnsi="Arial" w:eastAsia="Helvetica"/>
                 <w:b w:val="0"/>
                 <w:i w:val="0"/>
                 <w:color w:val="66666B"/>
@@ -339,7 +339,7 @@
             </w:r>
             <w:r>
               <w:rPr>
-                <w:rFonts w:ascii="Helvetica" w:hAnsi="Helvetica" w:eastAsia="Helvetica"/>
+                <w:rFonts w:ascii="Arial" w:hAnsi="Arial" w:eastAsia="Helvetica"/>
                 <w:b w:val="0"/>
                 <w:i w:val="0"/>
                 <w:color w:val="66666B"/>
@@ -352,7 +352,7 @@
             </w:r>
             <w:r>
               <w:rPr>
-                <w:rFonts w:ascii="Helvetica" w:hAnsi="Helvetica" w:eastAsia="Helvetica"/>
+                <w:rFonts w:ascii="Arial" w:hAnsi="Arial" w:eastAsia="Helvetica"/>
                 <w:b w:val="0"/>
                 <w:i w:val="0"/>
                 <w:color w:val="66666B"/>
@@ -395,7 +395,7 @@
             </w:pPr>
             <w:r>
               <w:rPr>
-                <w:rFonts w:ascii="Helvetica" w:hAnsi="Helvetica" w:eastAsia="Helvetica"/>
+                <w:rFonts w:ascii="Arial" w:hAnsi="Arial" w:eastAsia="Helvetica"/>
                 <w:b w:val="0"/>
                 <w:i w:val="0"/>
                 <w:color w:val="66666B"/>
@@ -454,7 +454,7 @@
             </w:pPr>
             <w:r>
               <w:rPr>
-                <w:rFonts w:ascii="Helvetica" w:hAnsi="Helvetica" w:eastAsia="Helvetica"/>
+                <w:rFonts w:ascii="Arial" w:hAnsi="Arial" w:eastAsia="Helvetica"/>
                 <w:b w:val="0"/>
                 <w:i w:val="0"/>
                 <w:color w:val="66666B"/>
